--- a/rapports/2026-06-06/EQ4/EQ4_sup_v2/DR_015201010154/44-73-26-76.docx
+++ b/rapports/2026-06-06/EQ4/EQ4_sup_v2/DR_015201010154/44-73-26-76.docx
@@ -297,7 +297,7 @@
           <w:color w:val="1F6FEB"/>
           <w:sz w:val="22"/>
         </w:rPr>
-        <w:t>⚠ INCOHÉRENCES À CORRIGER (99)</w:t>
+        <w:t>⚠ INCOHÉRENCES À CORRIGER (95)</w:t>
       </w:r>
     </w:p>
     <w:tbl>
@@ -575,7 +575,7 @@
                 <w:i w:val="0"/>
                 <w:sz w:val="17"/>
               </w:rPr>
-              <w:t>Incohérence!!! seulement les écoles gouvermentales paient les cotisations (Gouvernement, communauté, ONG ou organisation humanitaire).</w:t>
+              <w:t>Incohérence ! dial sylla frequente actuellement 6ème année de Primaire mais dit avoir reçu une bourse de 27000 FCFA.</w:t>
             </w:r>
           </w:p>
         </w:tc>
@@ -634,7 +634,7 @@
                 <w:color w:val="16A34A"/>
                 <w:sz w:val="16"/>
               </w:rPr>
-              <w:t>—</w:t>
+              <w:t>s01q32, s01q36, s01q38, s04q37_modif, s02q33, s02q34, s01q00b</w:t>
             </w:r>
           </w:p>
         </w:tc>
@@ -665,7 +665,7 @@
                 <w:i w:val="0"/>
                 <w:sz w:val="17"/>
               </w:rPr>
-              <w:t>Incohérence ! dial sylla frequente actuellement 6ème année de Primaire mais dit avoir reçu une bourse de 27000 FCFA.</w:t>
+              <w:t>Peu probable!!! Vu l'âge (15 ans) de dial sylla ou l'année à laquelle dial sylla a fréquenté l'école pour la dernière fois (.) le dernier diplome de dial sylla ne peut être le Certificat d'études primaires (CEP), prière de corriger cette incohérence ou confirmer avec le QG.</w:t>
             </w:r>
           </w:p>
         </w:tc>
@@ -724,7 +724,7 @@
                 <w:color w:val="16A34A"/>
                 <w:sz w:val="16"/>
               </w:rPr>
-              <w:t>s01q32, s01q36, s01q38, s04q37_modif, s02q33, s02q34, s01q00b</w:t>
+              <w:t>s02q33, s01q00b</w:t>
             </w:r>
           </w:p>
         </w:tc>
@@ -755,7 +755,7 @@
                 <w:i w:val="0"/>
                 <w:sz w:val="17"/>
               </w:rPr>
-              <w:t>Peu probable!!! Vu l'âge (15 ans) de dial sylla ou l'année à laquelle dial sylla a fréquenté l'école pour la dernière fois (.) le dernier diplome de dial sylla ne peut être le Certificat d'études primaires (CEP), prière de corriger cette incohérence ou confirmer avec le QG.</w:t>
+              <w:t>Incoherent!!! La dernière fois que mamadou sylla a  fréquenté l'école est 9999.</w:t>
             </w:r>
           </w:p>
         </w:tc>
@@ -845,7 +845,7 @@
                 <w:i w:val="0"/>
                 <w:sz w:val="17"/>
               </w:rPr>
-              <w:t>Incoherent!!! La dernière fois que mamadou sylla a  fréquenté l'école est 9999.</w:t>
+              <w:t>Incoherent!!! La dernière fois que moustapha sylla a  fréquenté l'école est 9999.</w:t>
             </w:r>
           </w:p>
         </w:tc>
@@ -935,7 +935,7 @@
                 <w:i w:val="0"/>
                 <w:sz w:val="17"/>
               </w:rPr>
-              <w:t>Incoherent!!! La dernière fois que moustapha sylla a  fréquenté l'école est 9999.</w:t>
+              <w:t>Incoherent!!! La dernière fois que ndeye pene a  fréquenté l'école est 9999.</w:t>
             </w:r>
           </w:p>
         </w:tc>
@@ -1025,7 +1025,7 @@
                 <w:i w:val="0"/>
                 <w:sz w:val="17"/>
               </w:rPr>
-              <w:t>Incoherent!!! La dernière fois que ndeye pene a  fréquenté l'école est 9999.</w:t>
+              <w:t>Incoherent!!! La dernière fois que ndoya thiam a  fréquenté l'école est 9999.</w:t>
             </w:r>
           </w:p>
         </w:tc>
@@ -1084,7 +1084,7 @@
                 <w:color w:val="16A34A"/>
                 <w:sz w:val="16"/>
               </w:rPr>
-              <w:t>s02q33, s01q00b</w:t>
+              <w:t>s01q32, s01q36, s01q38, s04q37_modif, s02q33, s02q34, s01q00b</w:t>
             </w:r>
           </w:p>
         </w:tc>
@@ -1115,7 +1115,7 @@
                 <w:i w:val="0"/>
                 <w:sz w:val="17"/>
               </w:rPr>
-              <w:t>Incoherent!!! La dernière fois que ndoya thiam a  fréquenté l'école est 9999.</w:t>
+              <w:t>Peu probable!!! Vu l'âge (24 ans) de mareme sylla ou l'année à laquelle mareme sylla a fréquenté l'école pour la dernière fois (9999) le dernier diplome de mareme sylla ne peut être le Certificat d'études primaires (CEP), prière de corriger cette incohérence ou confirmer avec le QG.</w:t>
             </w:r>
           </w:p>
         </w:tc>
@@ -1174,7 +1174,7 @@
                 <w:color w:val="16A34A"/>
                 <w:sz w:val="16"/>
               </w:rPr>
-              <w:t>s01q32, s01q36, s01q38, s04q37_modif, s02q33, s02q34, s01q00b</w:t>
+              <w:t>s02q33, s01q00b</w:t>
             </w:r>
           </w:p>
         </w:tc>
@@ -1205,7 +1205,7 @@
                 <w:i w:val="0"/>
                 <w:sz w:val="17"/>
               </w:rPr>
-              <w:t>Peu probable!!! Vu l'âge (24 ans) de mareme sylla ou l'année à laquelle mareme sylla a fréquenté l'école pour la dernière fois (9999) le dernier diplome de mareme sylla ne peut être le Certificat d'études primaires (CEP), prière de corriger cette incohérence ou confirmer avec le QG.</w:t>
+              <w:t>Incoherent!!! La dernière fois que mareme sylla a  fréquenté l'école est 9999.</w:t>
             </w:r>
           </w:p>
         </w:tc>
@@ -1238,6 +1238,456 @@
                 <w:i w:val="0"/>
                 <w:sz w:val="16"/>
               </w:rPr>
+              <w:t>S12</w:t>
+              <w:br/>
+            </w:r>
+            <w:r>
+              <w:rPr>
+                <w:b w:val="0"/>
+                <w:i w:val="0"/>
+                <w:color w:val="64748B"/>
+                <w:sz w:val="14"/>
+              </w:rPr>
+              <w:t>Avoirs / biens durables</w:t>
+            </w:r>
+          </w:p>
+        </w:tc>
+        <w:tc>
+          <w:tcPr>
+            <w:tcW w:type="dxa" w:w="1531"/>
+          </w:tcPr>
+          <w:p>
+            <w:r>
+              <w:rPr>
+                <w:b/>
+                <w:i w:val="0"/>
+                <w:color w:val="16A34A"/>
+                <w:sz w:val="16"/>
+              </w:rPr>
+              <w:t>s00q08, s01q28, s01q29, s01q30, s02q01__2, s02q02__2, s03q20, s04q22</w:t>
+            </w:r>
+          </w:p>
+        </w:tc>
+        <w:tc>
+          <w:tcPr>
+            <w:tcW w:type="dxa" w:w="1191"/>
+          </w:tcPr>
+          <w:p>
+            <w:r>
+              <w:rPr>
+                <w:b w:val="0"/>
+                <w:i w:val="0"/>
+                <w:color w:val="64748B"/>
+                <w:sz w:val="16"/>
+              </w:rPr>
+              <w:t>GT-CQ</w:t>
+            </w:r>
+          </w:p>
+        </w:tc>
+        <w:tc>
+          <w:tcPr>
+            <w:tcW w:type="dxa" w:w="4706"/>
+          </w:tcPr>
+          <w:p>
+            <w:r>
+              <w:rPr>
+                <w:b w:val="0"/>
+                <w:i w:val="0"/>
+                <w:sz w:val="17"/>
+              </w:rPr>
+              <w:t>Le prix d'achat de l'article  Téléphone portable est nul (achété à 0fcfa) mais le prix de revente est different de 0 impossible, prière de verifier et corriger.</w:t>
+            </w:r>
+          </w:p>
+        </w:tc>
+      </w:tr>
+      <w:tr>
+        <w:tc>
+          <w:tcPr>
+            <w:tcW w:type="dxa" w:w="964"/>
+          </w:tcPr>
+          <w:p>
+            <w:r>
+              <w:rPr>
+                <w:b/>
+                <w:i w:val="0"/>
+                <w:color w:val="EA580C"/>
+                <w:sz w:val="16"/>
+              </w:rPr>
+              <w:t>Moyenne</w:t>
+            </w:r>
+          </w:p>
+        </w:tc>
+        <w:tc>
+          <w:tcPr>
+            <w:tcW w:type="dxa" w:w="1247"/>
+          </w:tcPr>
+          <w:p>
+            <w:r>
+              <w:rPr>
+                <w:b/>
+                <w:i w:val="0"/>
+                <w:sz w:val="16"/>
+              </w:rPr>
+              <w:t>S00</w:t>
+              <w:br/>
+            </w:r>
+            <w:r>
+              <w:rPr>
+                <w:b w:val="0"/>
+                <w:i w:val="0"/>
+                <w:color w:val="64748B"/>
+                <w:sz w:val="14"/>
+              </w:rPr>
+              <w:t>Identification</w:t>
+            </w:r>
+          </w:p>
+        </w:tc>
+        <w:tc>
+          <w:tcPr>
+            <w:tcW w:type="dxa" w:w="1531"/>
+          </w:tcPr>
+          <w:p>
+            <w:r>
+              <w:rPr>
+                <w:b/>
+                <w:i w:val="0"/>
+                <w:color w:val="16A34A"/>
+                <w:sz w:val="16"/>
+              </w:rPr>
+              <w:t>—</w:t>
+            </w:r>
+          </w:p>
+        </w:tc>
+        <w:tc>
+          <w:tcPr>
+            <w:tcW w:type="dxa" w:w="1191"/>
+          </w:tcPr>
+          <w:p>
+            <w:r>
+              <w:rPr>
+                <w:b w:val="0"/>
+                <w:i w:val="0"/>
+                <w:color w:val="64748B"/>
+                <w:sz w:val="16"/>
+              </w:rPr>
+              <w:t>GT-CQ</w:t>
+            </w:r>
+          </w:p>
+        </w:tc>
+        <w:tc>
+          <w:tcPr>
+            <w:tcW w:type="dxa" w:w="4706"/>
+          </w:tcPr>
+          <w:p>
+            <w:r>
+              <w:rPr>
+                <w:b w:val="0"/>
+                <w:i w:val="0"/>
+                <w:sz w:val="17"/>
+              </w:rPr>
+              <w:t>L'adresse ou la localisation du ménage doit être bien renseignée, ne doit pas contenir des numéros de téléphone et elle semble courte pour être une adresse.</w:t>
+            </w:r>
+          </w:p>
+        </w:tc>
+      </w:tr>
+      <w:tr>
+        <w:tc>
+          <w:tcPr>
+            <w:tcW w:type="dxa" w:w="964"/>
+          </w:tcPr>
+          <w:p>
+            <w:r>
+              <w:rPr>
+                <w:b/>
+                <w:i w:val="0"/>
+                <w:color w:val="EA580C"/>
+                <w:sz w:val="16"/>
+              </w:rPr>
+              <w:t>Moyenne</w:t>
+            </w:r>
+          </w:p>
+        </w:tc>
+        <w:tc>
+          <w:tcPr>
+            <w:tcW w:type="dxa" w:w="1247"/>
+          </w:tcPr>
+          <w:p>
+            <w:r>
+              <w:rPr>
+                <w:b/>
+                <w:i w:val="0"/>
+                <w:sz w:val="16"/>
+              </w:rPr>
+              <w:t>S00</w:t>
+              <w:br/>
+            </w:r>
+            <w:r>
+              <w:rPr>
+                <w:b w:val="0"/>
+                <w:i w:val="0"/>
+                <w:color w:val="64748B"/>
+                <w:sz w:val="14"/>
+              </w:rPr>
+              <w:t>Identification</w:t>
+            </w:r>
+          </w:p>
+        </w:tc>
+        <w:tc>
+          <w:tcPr>
+            <w:tcW w:type="dxa" w:w="1531"/>
+          </w:tcPr>
+          <w:p>
+            <w:r>
+              <w:rPr>
+                <w:b/>
+                <w:i w:val="0"/>
+                <w:color w:val="16A34A"/>
+                <w:sz w:val="16"/>
+              </w:rPr>
+              <w:t>—</w:t>
+            </w:r>
+          </w:p>
+        </w:tc>
+        <w:tc>
+          <w:tcPr>
+            <w:tcW w:type="dxa" w:w="1191"/>
+          </w:tcPr>
+          <w:p>
+            <w:r>
+              <w:rPr>
+                <w:b w:val="0"/>
+                <w:i w:val="0"/>
+                <w:color w:val="64748B"/>
+                <w:sz w:val="16"/>
+              </w:rPr>
+              <w:t>GT-CQ</w:t>
+            </w:r>
+          </w:p>
+        </w:tc>
+        <w:tc>
+          <w:tcPr>
+            <w:tcW w:type="dxa" w:w="4706"/>
+          </w:tcPr>
+          <w:p>
+            <w:r>
+              <w:rPr>
+                <w:b w:val="0"/>
+                <w:i w:val="0"/>
+                <w:sz w:val="17"/>
+              </w:rPr>
+              <w:t>Prière de renseigner la bonne adresse.</w:t>
+            </w:r>
+          </w:p>
+        </w:tc>
+      </w:tr>
+      <w:tr>
+        <w:tc>
+          <w:tcPr>
+            <w:tcW w:type="dxa" w:w="964"/>
+          </w:tcPr>
+          <w:p>
+            <w:r>
+              <w:rPr>
+                <w:b/>
+                <w:i w:val="0"/>
+                <w:color w:val="EA580C"/>
+                <w:sz w:val="16"/>
+              </w:rPr>
+              <w:t>Moyenne</w:t>
+            </w:r>
+          </w:p>
+        </w:tc>
+        <w:tc>
+          <w:tcPr>
+            <w:tcW w:type="dxa" w:w="1247"/>
+          </w:tcPr>
+          <w:p>
+            <w:r>
+              <w:rPr>
+                <w:b/>
+                <w:i w:val="0"/>
+                <w:sz w:val="16"/>
+              </w:rPr>
+              <w:t>S01</w:t>
+              <w:br/>
+            </w:r>
+            <w:r>
+              <w:rPr>
+                <w:b w:val="0"/>
+                <w:i w:val="0"/>
+                <w:color w:val="64748B"/>
+                <w:sz w:val="14"/>
+              </w:rPr>
+              <w:t>Démographie</w:t>
+            </w:r>
+          </w:p>
+        </w:tc>
+        <w:tc>
+          <w:tcPr>
+            <w:tcW w:type="dxa" w:w="1531"/>
+          </w:tcPr>
+          <w:p>
+            <w:r>
+              <w:rPr>
+                <w:b/>
+                <w:i w:val="0"/>
+                <w:color w:val="16A34A"/>
+                <w:sz w:val="16"/>
+              </w:rPr>
+              <w:t>—</w:t>
+            </w:r>
+          </w:p>
+        </w:tc>
+        <w:tc>
+          <w:tcPr>
+            <w:tcW w:type="dxa" w:w="1191"/>
+          </w:tcPr>
+          <w:p>
+            <w:r>
+              <w:rPr>
+                <w:b w:val="0"/>
+                <w:i w:val="0"/>
+                <w:color w:val="64748B"/>
+                <w:sz w:val="16"/>
+              </w:rPr>
+              <w:t>GT-CQ</w:t>
+            </w:r>
+          </w:p>
+        </w:tc>
+        <w:tc>
+          <w:tcPr>
+            <w:tcW w:type="dxa" w:w="4706"/>
+          </w:tcPr>
+          <w:p>
+            <w:r>
+              <w:rPr>
+                <w:b w:val="0"/>
+                <w:i w:val="0"/>
+                <w:sz w:val="17"/>
+              </w:rPr>
+              <w:t>Prière de vérifier cette information auprès de l'enquêté et de corriger si nécessaire.</w:t>
+            </w:r>
+          </w:p>
+        </w:tc>
+      </w:tr>
+      <w:tr>
+        <w:tc>
+          <w:tcPr>
+            <w:tcW w:type="dxa" w:w="964"/>
+          </w:tcPr>
+          <w:p>
+            <w:r>
+              <w:rPr>
+                <w:b/>
+                <w:i w:val="0"/>
+                <w:color w:val="EA580C"/>
+                <w:sz w:val="16"/>
+              </w:rPr>
+              <w:t>Moyenne</w:t>
+            </w:r>
+          </w:p>
+        </w:tc>
+        <w:tc>
+          <w:tcPr>
+            <w:tcW w:type="dxa" w:w="1247"/>
+          </w:tcPr>
+          <w:p>
+            <w:r>
+              <w:rPr>
+                <w:b/>
+                <w:i w:val="0"/>
+                <w:sz w:val="16"/>
+              </w:rPr>
+              <w:t>S01</w:t>
+              <w:br/>
+            </w:r>
+            <w:r>
+              <w:rPr>
+                <w:b w:val="0"/>
+                <w:i w:val="0"/>
+                <w:color w:val="64748B"/>
+                <w:sz w:val="14"/>
+              </w:rPr>
+              <w:t>Démographie</w:t>
+            </w:r>
+          </w:p>
+        </w:tc>
+        <w:tc>
+          <w:tcPr>
+            <w:tcW w:type="dxa" w:w="1531"/>
+          </w:tcPr>
+          <w:p>
+            <w:r>
+              <w:rPr>
+                <w:b/>
+                <w:i w:val="0"/>
+                <w:color w:val="16A34A"/>
+                <w:sz w:val="16"/>
+              </w:rPr>
+              <w:t>s01q10_1</w:t>
+            </w:r>
+          </w:p>
+        </w:tc>
+        <w:tc>
+          <w:tcPr>
+            <w:tcW w:type="dxa" w:w="1191"/>
+          </w:tcPr>
+          <w:p>
+            <w:r>
+              <w:rPr>
+                <w:b w:val="0"/>
+                <w:i w:val="0"/>
+                <w:color w:val="64748B"/>
+                <w:sz w:val="16"/>
+              </w:rPr>
+              <w:t>GT-CQ</w:t>
+            </w:r>
+          </w:p>
+        </w:tc>
+        <w:tc>
+          <w:tcPr>
+            <w:tcW w:type="dxa" w:w="4706"/>
+          </w:tcPr>
+          <w:p>
+            <w:r>
+              <w:rPr>
+                <w:b w:val="0"/>
+                <w:i w:val="0"/>
+                <w:sz w:val="17"/>
+              </w:rPr>
+              <w:t>La taille du ménage lors de l'enquête principale (11) de ce ménage est inférieur à la taille du denombrement (14), prière de fournir des explications concrètes ou aller revisiter le ménage.</w:t>
+            </w:r>
+          </w:p>
+        </w:tc>
+      </w:tr>
+      <w:tr>
+        <w:tc>
+          <w:tcPr>
+            <w:tcW w:type="dxa" w:w="964"/>
+          </w:tcPr>
+          <w:p>
+            <w:r>
+              <w:rPr>
+                <w:b/>
+                <w:i w:val="0"/>
+                <w:color w:val="EA580C"/>
+                <w:sz w:val="16"/>
+              </w:rPr>
+              <w:t>Moyenne</w:t>
+            </w:r>
+          </w:p>
+        </w:tc>
+        <w:tc>
+          <w:tcPr>
+            <w:tcW w:type="dxa" w:w="1247"/>
+          </w:tcPr>
+          <w:p>
+            <w:r>
+              <w:rPr>
+                <w:b/>
+                <w:i w:val="0"/>
+                <w:sz w:val="16"/>
+              </w:rPr>
               <w:t>S02</w:t>
               <w:br/>
             </w:r>
@@ -1264,7 +1714,7 @@
                 <w:color w:val="16A34A"/>
                 <w:sz w:val="16"/>
               </w:rPr>
-              <w:t>s02q33, s01q00b</w:t>
+              <w:t>s01q63, s00q04, s02q25, s01q00b, s02q17_2, s02q15_2</w:t>
             </w:r>
           </w:p>
         </w:tc>
@@ -1295,7 +1745,7 @@
                 <w:i w:val="0"/>
                 <w:sz w:val="17"/>
               </w:rPr>
-              <w:t>Incoherent!!! La dernière fois que mareme sylla a  fréquenté l'école est 9999.</w:t>
+              <w:t>Dans les milieux urbains c'est peu probable de voir une école dont les élèves ou étudiants ne dépensent pas en frais d'uniformes, prière de verifier pour assane sylla qui fréquente 3ème année de Primaire et corriger ou confirmer avec le QG.</w:t>
             </w:r>
           </w:p>
         </w:tc>
@@ -1310,10 +1760,10 @@
               <w:rPr>
                 <w:b/>
                 <w:i w:val="0"/>
-                <w:color w:val="DC2626"/>
-                <w:sz w:val="16"/>
-              </w:rPr>
-              <w:t>Haute</w:t>
+                <w:color w:val="EA580C"/>
+                <w:sz w:val="16"/>
+              </w:rPr>
+              <w:t>Moyenne</w:t>
             </w:r>
           </w:p>
         </w:tc>
@@ -1328,7 +1778,7 @@
                 <w:i w:val="0"/>
                 <w:sz w:val="16"/>
               </w:rPr>
-              <w:t>S12</w:t>
+              <w:t>S02</w:t>
               <w:br/>
             </w:r>
             <w:r>
@@ -1338,7 +1788,7 @@
                 <w:color w:val="64748B"/>
                 <w:sz w:val="14"/>
               </w:rPr>
-              <w:t>Avoirs / biens durables</w:t>
+              <w:t>Éducation</w:t>
             </w:r>
           </w:p>
         </w:tc>
@@ -1354,7 +1804,7 @@
                 <w:color w:val="16A34A"/>
                 <w:sz w:val="16"/>
               </w:rPr>
-              <w:t>s00q08, s01q28, s01q29, s01q30, s02q01__2, s02q02__2, s03q20, s04q22</w:t>
+              <w:t>s01q63, s00q04, s02q25, s01q00b, s02q17_2, s02q15_2</w:t>
             </w:r>
           </w:p>
         </w:tc>
@@ -1385,7 +1835,7 @@
                 <w:i w:val="0"/>
                 <w:sz w:val="17"/>
               </w:rPr>
-              <w:t>Le prix d'achat de l'article  Téléphone portable est nul (achété à 0fcfa) mais le prix de revente est different de 0 impossible, prière de verifier et corriger.</w:t>
+              <w:t>Dans les milieux urbains c'est peu probable de voir une école dont les élèves ou étudiants ne dépensent pas en frais d'uniformes, prière de verifier pour dial sylla qui fréquente 6ème année de Primaire et corriger ou confirmer avec le QG.</w:t>
             </w:r>
           </w:p>
         </w:tc>
@@ -1418,7 +1868,7 @@
                 <w:i w:val="0"/>
                 <w:sz w:val="16"/>
               </w:rPr>
-              <w:t>S00</w:t>
+              <w:t>S02</w:t>
               <w:br/>
             </w:r>
             <w:r>
@@ -1428,7 +1878,7 @@
                 <w:color w:val="64748B"/>
                 <w:sz w:val="14"/>
               </w:rPr>
-              <w:t>Identification</w:t>
+              <w:t>Éducation</w:t>
             </w:r>
           </w:p>
         </w:tc>
@@ -1475,7 +1925,7 @@
                 <w:i w:val="0"/>
                 <w:sz w:val="17"/>
               </w:rPr>
-              <w:t>L'adresse ou la localisation du ménage doit être bien renseignée, ne doit pas contenir des numéros de téléphone et elle semble courte pour être une adresse.</w:t>
+              <w:t>Prière de corriger ou confirmer cette information avec le QG.</w:t>
             </w:r>
           </w:p>
         </w:tc>
@@ -1508,7 +1958,7 @@
                 <w:i w:val="0"/>
                 <w:sz w:val="16"/>
               </w:rPr>
-              <w:t>S00</w:t>
+              <w:t>S02</w:t>
               <w:br/>
             </w:r>
             <w:r>
@@ -1518,7 +1968,7 @@
                 <w:color w:val="64748B"/>
                 <w:sz w:val="14"/>
               </w:rPr>
-              <w:t>Identification</w:t>
+              <w:t>Éducation</w:t>
             </w:r>
           </w:p>
         </w:tc>
@@ -1534,7 +1984,7 @@
                 <w:color w:val="16A34A"/>
                 <w:sz w:val="16"/>
               </w:rPr>
-              <w:t>—</w:t>
+              <w:t>s01q63, s00q04, s02q25, s01q00b, s02q17_2, s02q15_2</w:t>
             </w:r>
           </w:p>
         </w:tc>
@@ -1565,817 +2015,7 @@
                 <w:i w:val="0"/>
                 <w:sz w:val="17"/>
               </w:rPr>
-              <w:t>Prière de renseigner la bonne adresse.</w:t>
-            </w:r>
-          </w:p>
-        </w:tc>
-      </w:tr>
-      <w:tr>
-        <w:tc>
-          <w:tcPr>
-            <w:tcW w:type="dxa" w:w="964"/>
-          </w:tcPr>
-          <w:p>
-            <w:r>
-              <w:rPr>
-                <w:b/>
-                <w:i w:val="0"/>
-                <w:color w:val="EA580C"/>
-                <w:sz w:val="16"/>
-              </w:rPr>
-              <w:t>Moyenne</w:t>
-            </w:r>
-          </w:p>
-        </w:tc>
-        <w:tc>
-          <w:tcPr>
-            <w:tcW w:type="dxa" w:w="1247"/>
-          </w:tcPr>
-          <w:p>
-            <w:r>
-              <w:rPr>
-                <w:b/>
-                <w:i w:val="0"/>
-                <w:sz w:val="16"/>
-              </w:rPr>
-              <w:t>S01</w:t>
-              <w:br/>
-            </w:r>
-            <w:r>
-              <w:rPr>
-                <w:b w:val="0"/>
-                <w:i w:val="0"/>
-                <w:color w:val="64748B"/>
-                <w:sz w:val="14"/>
-              </w:rPr>
-              <w:t>Démographie</w:t>
-            </w:r>
-          </w:p>
-        </w:tc>
-        <w:tc>
-          <w:tcPr>
-            <w:tcW w:type="dxa" w:w="1531"/>
-          </w:tcPr>
-          <w:p>
-            <w:r>
-              <w:rPr>
-                <w:b/>
-                <w:i w:val="0"/>
-                <w:color w:val="16A34A"/>
-                <w:sz w:val="16"/>
-              </w:rPr>
-              <w:t>—</w:t>
-            </w:r>
-          </w:p>
-        </w:tc>
-        <w:tc>
-          <w:tcPr>
-            <w:tcW w:type="dxa" w:w="1191"/>
-          </w:tcPr>
-          <w:p>
-            <w:r>
-              <w:rPr>
-                <w:b w:val="0"/>
-                <w:i w:val="0"/>
-                <w:color w:val="64748B"/>
-                <w:sz w:val="16"/>
-              </w:rPr>
-              <w:t>GT-CQ</w:t>
-            </w:r>
-          </w:p>
-        </w:tc>
-        <w:tc>
-          <w:tcPr>
-            <w:tcW w:type="dxa" w:w="4706"/>
-          </w:tcPr>
-          <w:p>
-            <w:r>
-              <w:rPr>
-                <w:b w:val="0"/>
-                <w:i w:val="0"/>
-                <w:sz w:val="17"/>
-              </w:rPr>
-              <w:t>Prière de vérifier cette information auprès de l'enquêté et de corriger si nécessaire.</w:t>
-            </w:r>
-          </w:p>
-        </w:tc>
-      </w:tr>
-      <w:tr>
-        <w:tc>
-          <w:tcPr>
-            <w:tcW w:type="dxa" w:w="964"/>
-          </w:tcPr>
-          <w:p>
-            <w:r>
-              <w:rPr>
-                <w:b/>
-                <w:i w:val="0"/>
-                <w:color w:val="EA580C"/>
-                <w:sz w:val="16"/>
-              </w:rPr>
-              <w:t>Moyenne</w:t>
-            </w:r>
-          </w:p>
-        </w:tc>
-        <w:tc>
-          <w:tcPr>
-            <w:tcW w:type="dxa" w:w="1247"/>
-          </w:tcPr>
-          <w:p>
-            <w:r>
-              <w:rPr>
-                <w:b/>
-                <w:i w:val="0"/>
-                <w:sz w:val="16"/>
-              </w:rPr>
-              <w:t>S01</w:t>
-              <w:br/>
-            </w:r>
-            <w:r>
-              <w:rPr>
-                <w:b w:val="0"/>
-                <w:i w:val="0"/>
-                <w:color w:val="64748B"/>
-                <w:sz w:val="14"/>
-              </w:rPr>
-              <w:t>Démographie</w:t>
-            </w:r>
-          </w:p>
-        </w:tc>
-        <w:tc>
-          <w:tcPr>
-            <w:tcW w:type="dxa" w:w="1531"/>
-          </w:tcPr>
-          <w:p>
-            <w:r>
-              <w:rPr>
-                <w:b/>
-                <w:i w:val="0"/>
-                <w:color w:val="16A34A"/>
-                <w:sz w:val="16"/>
-              </w:rPr>
-              <w:t>s00q27, s01q03a, s01q03b, s01q03c, s01q00b</w:t>
-            </w:r>
-          </w:p>
-        </w:tc>
-        <w:tc>
-          <w:tcPr>
-            <w:tcW w:type="dxa" w:w="1191"/>
-          </w:tcPr>
-          <w:p>
-            <w:r>
-              <w:rPr>
-                <w:b w:val="0"/>
-                <w:i w:val="0"/>
-                <w:color w:val="64748B"/>
-                <w:sz w:val="16"/>
-              </w:rPr>
-              <w:t>GT-CQ</w:t>
-            </w:r>
-          </w:p>
-        </w:tc>
-        <w:tc>
-          <w:tcPr>
-            <w:tcW w:type="dxa" w:w="4706"/>
-          </w:tcPr>
-          <w:p>
-            <w:r>
-              <w:rPr>
-                <w:b w:val="0"/>
-                <w:i w:val="0"/>
-                <w:sz w:val="17"/>
-              </w:rPr>
-              <w:t>Les informations sur l'acte de naissance (ni Jours, ni mois et ni années) de  ndeye pene  manquent, s'il vous plait pouvez-vous fournir d'effort pour avoir ces informations.</w:t>
-            </w:r>
-          </w:p>
-        </w:tc>
-      </w:tr>
-      <w:tr>
-        <w:tc>
-          <w:tcPr>
-            <w:tcW w:type="dxa" w:w="964"/>
-          </w:tcPr>
-          <w:p>
-            <w:r>
-              <w:rPr>
-                <w:b/>
-                <w:i w:val="0"/>
-                <w:color w:val="EA580C"/>
-                <w:sz w:val="16"/>
-              </w:rPr>
-              <w:t>Moyenne</w:t>
-            </w:r>
-          </w:p>
-        </w:tc>
-        <w:tc>
-          <w:tcPr>
-            <w:tcW w:type="dxa" w:w="1247"/>
-          </w:tcPr>
-          <w:p>
-            <w:r>
-              <w:rPr>
-                <w:b/>
-                <w:i w:val="0"/>
-                <w:sz w:val="16"/>
-              </w:rPr>
-              <w:t>S01</w:t>
-              <w:br/>
-            </w:r>
-            <w:r>
-              <w:rPr>
-                <w:b w:val="0"/>
-                <w:i w:val="0"/>
-                <w:color w:val="64748B"/>
-                <w:sz w:val="14"/>
-              </w:rPr>
-              <w:t>Démographie</w:t>
-            </w:r>
-          </w:p>
-        </w:tc>
-        <w:tc>
-          <w:tcPr>
-            <w:tcW w:type="dxa" w:w="1531"/>
-          </w:tcPr>
-          <w:p>
-            <w:r>
-              <w:rPr>
-                <w:b/>
-                <w:i w:val="0"/>
-                <w:color w:val="16A34A"/>
-                <w:sz w:val="16"/>
-              </w:rPr>
-              <w:t>s01q10_1</w:t>
-            </w:r>
-          </w:p>
-        </w:tc>
-        <w:tc>
-          <w:tcPr>
-            <w:tcW w:type="dxa" w:w="1191"/>
-          </w:tcPr>
-          <w:p>
-            <w:r>
-              <w:rPr>
-                <w:b w:val="0"/>
-                <w:i w:val="0"/>
-                <w:color w:val="64748B"/>
-                <w:sz w:val="16"/>
-              </w:rPr>
-              <w:t>GT-CQ</w:t>
-            </w:r>
-          </w:p>
-        </w:tc>
-        <w:tc>
-          <w:tcPr>
-            <w:tcW w:type="dxa" w:w="4706"/>
-          </w:tcPr>
-          <w:p>
-            <w:r>
-              <w:rPr>
-                <w:b w:val="0"/>
-                <w:i w:val="0"/>
-                <w:sz w:val="17"/>
-              </w:rPr>
-              <w:t>La taille du ménage lors de l'enquête principale (11) de ce ménage est inférieur à la taille du denombrement (14), prière de fournir des explications concrètes ou aller revisiter le ménage.</w:t>
-            </w:r>
-          </w:p>
-        </w:tc>
-      </w:tr>
-      <w:tr>
-        <w:tc>
-          <w:tcPr>
-            <w:tcW w:type="dxa" w:w="964"/>
-          </w:tcPr>
-          <w:p>
-            <w:r>
-              <w:rPr>
-                <w:b/>
-                <w:i w:val="0"/>
-                <w:color w:val="EA580C"/>
-                <w:sz w:val="16"/>
-              </w:rPr>
-              <w:t>Moyenne</w:t>
-            </w:r>
-          </w:p>
-        </w:tc>
-        <w:tc>
-          <w:tcPr>
-            <w:tcW w:type="dxa" w:w="1247"/>
-          </w:tcPr>
-          <w:p>
-            <w:r>
-              <w:rPr>
-                <w:b/>
-                <w:i w:val="0"/>
-                <w:sz w:val="16"/>
-              </w:rPr>
-              <w:t>S02</w:t>
-              <w:br/>
-            </w:r>
-            <w:r>
-              <w:rPr>
-                <w:b w:val="0"/>
-                <w:i w:val="0"/>
-                <w:color w:val="64748B"/>
-                <w:sz w:val="14"/>
-              </w:rPr>
-              <w:t>Éducation</w:t>
-            </w:r>
-          </w:p>
-        </w:tc>
-        <w:tc>
-          <w:tcPr>
-            <w:tcW w:type="dxa" w:w="1531"/>
-          </w:tcPr>
-          <w:p>
-            <w:r>
-              <w:rPr>
-                <w:b/>
-                <w:i w:val="0"/>
-                <w:color w:val="16A34A"/>
-                <w:sz w:val="16"/>
-              </w:rPr>
-              <w:t>—</w:t>
-            </w:r>
-          </w:p>
-        </w:tc>
-        <w:tc>
-          <w:tcPr>
-            <w:tcW w:type="dxa" w:w="1191"/>
-          </w:tcPr>
-          <w:p>
-            <w:r>
-              <w:rPr>
-                <w:b w:val="0"/>
-                <w:i w:val="0"/>
-                <w:color w:val="64748B"/>
-                <w:sz w:val="16"/>
-              </w:rPr>
-              <w:t>GT-CQ</w:t>
-            </w:r>
-          </w:p>
-        </w:tc>
-        <w:tc>
-          <w:tcPr>
-            <w:tcW w:type="dxa" w:w="4706"/>
-          </w:tcPr>
-          <w:p>
-            <w:r>
-              <w:rPr>
-                <w:b w:val="0"/>
-                <w:i w:val="0"/>
-                <w:sz w:val="17"/>
-              </w:rPr>
-              <w:t>veuillez, s'il vous plait, confirmer la cotisation ( 1000 FCFA) payée de assane sylla avec le QG ou apporter les corrections nécessaires.</w:t>
-            </w:r>
-          </w:p>
-        </w:tc>
-      </w:tr>
-      <w:tr>
-        <w:tc>
-          <w:tcPr>
-            <w:tcW w:type="dxa" w:w="964"/>
-          </w:tcPr>
-          <w:p>
-            <w:r>
-              <w:rPr>
-                <w:b/>
-                <w:i w:val="0"/>
-                <w:color w:val="EA580C"/>
-                <w:sz w:val="16"/>
-              </w:rPr>
-              <w:t>Moyenne</w:t>
-            </w:r>
-          </w:p>
-        </w:tc>
-        <w:tc>
-          <w:tcPr>
-            <w:tcW w:type="dxa" w:w="1247"/>
-          </w:tcPr>
-          <w:p>
-            <w:r>
-              <w:rPr>
-                <w:b/>
-                <w:i w:val="0"/>
-                <w:sz w:val="16"/>
-              </w:rPr>
-              <w:t>S02</w:t>
-              <w:br/>
-            </w:r>
-            <w:r>
-              <w:rPr>
-                <w:b w:val="0"/>
-                <w:i w:val="0"/>
-                <w:color w:val="64748B"/>
-                <w:sz w:val="14"/>
-              </w:rPr>
-              <w:t>Éducation</w:t>
-            </w:r>
-          </w:p>
-        </w:tc>
-        <w:tc>
-          <w:tcPr>
-            <w:tcW w:type="dxa" w:w="1531"/>
-          </w:tcPr>
-          <w:p>
-            <w:r>
-              <w:rPr>
-                <w:b/>
-                <w:i w:val="0"/>
-                <w:color w:val="16A34A"/>
-                <w:sz w:val="16"/>
-              </w:rPr>
-              <w:t>s01q63, s00q04, s02q25, s01q00b, s02q17_2, s02q15_2</w:t>
-            </w:r>
-          </w:p>
-        </w:tc>
-        <w:tc>
-          <w:tcPr>
-            <w:tcW w:type="dxa" w:w="1191"/>
-          </w:tcPr>
-          <w:p>
-            <w:r>
-              <w:rPr>
-                <w:b w:val="0"/>
-                <w:i w:val="0"/>
-                <w:color w:val="64748B"/>
-                <w:sz w:val="16"/>
-              </w:rPr>
-              <w:t>GT-CQ</w:t>
-            </w:r>
-          </w:p>
-        </w:tc>
-        <w:tc>
-          <w:tcPr>
-            <w:tcW w:type="dxa" w:w="4706"/>
-          </w:tcPr>
-          <w:p>
-            <w:r>
-              <w:rPr>
-                <w:b w:val="0"/>
-                <w:i w:val="0"/>
-                <w:sz w:val="17"/>
-              </w:rPr>
-              <w:t>Dans les milieux urbains c'est peu probable de voir une école dont les élèves ou étudiants ne dépensent pas en frais d'uniformes, prière de verifier pour assane sylla qui fréquente 3ème année de Primaire et corriger ou confirmer avec le QG.</w:t>
-            </w:r>
-          </w:p>
-        </w:tc>
-      </w:tr>
-      <w:tr>
-        <w:tc>
-          <w:tcPr>
-            <w:tcW w:type="dxa" w:w="964"/>
-          </w:tcPr>
-          <w:p>
-            <w:r>
-              <w:rPr>
-                <w:b/>
-                <w:i w:val="0"/>
-                <w:color w:val="EA580C"/>
-                <w:sz w:val="16"/>
-              </w:rPr>
-              <w:t>Moyenne</w:t>
-            </w:r>
-          </w:p>
-        </w:tc>
-        <w:tc>
-          <w:tcPr>
-            <w:tcW w:type="dxa" w:w="1247"/>
-          </w:tcPr>
-          <w:p>
-            <w:r>
-              <w:rPr>
-                <w:b/>
-                <w:i w:val="0"/>
-                <w:sz w:val="16"/>
-              </w:rPr>
-              <w:t>S02</w:t>
-              <w:br/>
-            </w:r>
-            <w:r>
-              <w:rPr>
-                <w:b w:val="0"/>
-                <w:i w:val="0"/>
-                <w:color w:val="64748B"/>
-                <w:sz w:val="14"/>
-              </w:rPr>
-              <w:t>Éducation</w:t>
-            </w:r>
-          </w:p>
-        </w:tc>
-        <w:tc>
-          <w:tcPr>
-            <w:tcW w:type="dxa" w:w="1531"/>
-          </w:tcPr>
-          <w:p>
-            <w:r>
-              <w:rPr>
-                <w:b/>
-                <w:i w:val="0"/>
-                <w:color w:val="16A34A"/>
-                <w:sz w:val="16"/>
-              </w:rPr>
-              <w:t>—</w:t>
-            </w:r>
-          </w:p>
-        </w:tc>
-        <w:tc>
-          <w:tcPr>
-            <w:tcW w:type="dxa" w:w="1191"/>
-          </w:tcPr>
-          <w:p>
-            <w:r>
-              <w:rPr>
-                <w:b w:val="0"/>
-                <w:i w:val="0"/>
-                <w:color w:val="64748B"/>
-                <w:sz w:val="16"/>
-              </w:rPr>
-              <w:t>GT-CQ</w:t>
-            </w:r>
-          </w:p>
-        </w:tc>
-        <w:tc>
-          <w:tcPr>
-            <w:tcW w:type="dxa" w:w="4706"/>
-          </w:tcPr>
-          <w:p>
-            <w:r>
-              <w:rPr>
-                <w:b w:val="0"/>
-                <w:i w:val="0"/>
-                <w:sz w:val="17"/>
-              </w:rPr>
-              <w:t>veuillez, s'il vous plait, confirmer la cotisation ( 1000 FCFA) payée de fatou mbery sylla avec le QG ou apporter les corrections nécessaires.</w:t>
-            </w:r>
-          </w:p>
-        </w:tc>
-      </w:tr>
-      <w:tr>
-        <w:tc>
-          <w:tcPr>
-            <w:tcW w:type="dxa" w:w="964"/>
-          </w:tcPr>
-          <w:p>
-            <w:r>
-              <w:rPr>
-                <w:b/>
-                <w:i w:val="0"/>
-                <w:color w:val="EA580C"/>
-                <w:sz w:val="16"/>
-              </w:rPr>
-              <w:t>Moyenne</w:t>
-            </w:r>
-          </w:p>
-        </w:tc>
-        <w:tc>
-          <w:tcPr>
-            <w:tcW w:type="dxa" w:w="1247"/>
-          </w:tcPr>
-          <w:p>
-            <w:r>
-              <w:rPr>
-                <w:b/>
-                <w:i w:val="0"/>
-                <w:sz w:val="16"/>
-              </w:rPr>
-              <w:t>S02</w:t>
-              <w:br/>
-            </w:r>
-            <w:r>
-              <w:rPr>
-                <w:b w:val="0"/>
-                <w:i w:val="0"/>
-                <w:color w:val="64748B"/>
-                <w:sz w:val="14"/>
-              </w:rPr>
-              <w:t>Éducation</w:t>
-            </w:r>
-          </w:p>
-        </w:tc>
-        <w:tc>
-          <w:tcPr>
-            <w:tcW w:type="dxa" w:w="1531"/>
-          </w:tcPr>
-          <w:p>
-            <w:r>
-              <w:rPr>
-                <w:b/>
-                <w:i w:val="0"/>
-                <w:color w:val="16A34A"/>
-                <w:sz w:val="16"/>
-              </w:rPr>
-              <w:t>s01q63, s00q04, s02q25, s01q00b, s02q17_2, s02q15_2</w:t>
-            </w:r>
-          </w:p>
-        </w:tc>
-        <w:tc>
-          <w:tcPr>
-            <w:tcW w:type="dxa" w:w="1191"/>
-          </w:tcPr>
-          <w:p>
-            <w:r>
-              <w:rPr>
-                <w:b w:val="0"/>
-                <w:i w:val="0"/>
-                <w:color w:val="64748B"/>
-                <w:sz w:val="16"/>
-              </w:rPr>
-              <w:t>GT-CQ</w:t>
-            </w:r>
-          </w:p>
-        </w:tc>
-        <w:tc>
-          <w:tcPr>
-            <w:tcW w:type="dxa" w:w="4706"/>
-          </w:tcPr>
-          <w:p>
-            <w:r>
-              <w:rPr>
-                <w:b w:val="0"/>
-                <w:i w:val="0"/>
-                <w:sz w:val="17"/>
-              </w:rPr>
               <w:t>Dans les milieux urbains c'est peu probable de voir une école dont les élèves ou étudiants ne dépensent pas en frais d'uniformes, prière de verifier pour fatou mbery sylla qui fréquente 3ème année de Primaire et corriger ou confirmer avec le QG.</w:t>
-            </w:r>
-          </w:p>
-        </w:tc>
-      </w:tr>
-      <w:tr>
-        <w:tc>
-          <w:tcPr>
-            <w:tcW w:type="dxa" w:w="964"/>
-          </w:tcPr>
-          <w:p>
-            <w:r>
-              <w:rPr>
-                <w:b/>
-                <w:i w:val="0"/>
-                <w:color w:val="EA580C"/>
-                <w:sz w:val="16"/>
-              </w:rPr>
-              <w:t>Moyenne</w:t>
-            </w:r>
-          </w:p>
-        </w:tc>
-        <w:tc>
-          <w:tcPr>
-            <w:tcW w:type="dxa" w:w="1247"/>
-          </w:tcPr>
-          <w:p>
-            <w:r>
-              <w:rPr>
-                <w:b/>
-                <w:i w:val="0"/>
-                <w:sz w:val="16"/>
-              </w:rPr>
-              <w:t>S02</w:t>
-              <w:br/>
-            </w:r>
-            <w:r>
-              <w:rPr>
-                <w:b w:val="0"/>
-                <w:i w:val="0"/>
-                <w:color w:val="64748B"/>
-                <w:sz w:val="14"/>
-              </w:rPr>
-              <w:t>Éducation</w:t>
-            </w:r>
-          </w:p>
-        </w:tc>
-        <w:tc>
-          <w:tcPr>
-            <w:tcW w:type="dxa" w:w="1531"/>
-          </w:tcPr>
-          <w:p>
-            <w:r>
-              <w:rPr>
-                <w:b/>
-                <w:i w:val="0"/>
-                <w:color w:val="16A34A"/>
-                <w:sz w:val="16"/>
-              </w:rPr>
-              <w:t>s01q63, s00q04, s02q25, s01q00b, s02q17_2, s02q15_2</w:t>
-            </w:r>
-          </w:p>
-        </w:tc>
-        <w:tc>
-          <w:tcPr>
-            <w:tcW w:type="dxa" w:w="1191"/>
-          </w:tcPr>
-          <w:p>
-            <w:r>
-              <w:rPr>
-                <w:b w:val="0"/>
-                <w:i w:val="0"/>
-                <w:color w:val="64748B"/>
-                <w:sz w:val="16"/>
-              </w:rPr>
-              <w:t>GT-CQ</w:t>
-            </w:r>
-          </w:p>
-        </w:tc>
-        <w:tc>
-          <w:tcPr>
-            <w:tcW w:type="dxa" w:w="4706"/>
-          </w:tcPr>
-          <w:p>
-            <w:r>
-              <w:rPr>
-                <w:b w:val="0"/>
-                <w:i w:val="0"/>
-                <w:sz w:val="17"/>
-              </w:rPr>
-              <w:t>Dans les milieux urbains c'est peu probable de voir une école dont les élèves ou étudiants ne dépensent pas en frais d'uniformes, prière de verifier pour dial sylla qui fréquente 6ème année de Primaire et corriger ou confirmer avec le QG.</w:t>
-            </w:r>
-          </w:p>
-        </w:tc>
-      </w:tr>
-      <w:tr>
-        <w:tc>
-          <w:tcPr>
-            <w:tcW w:type="dxa" w:w="964"/>
-          </w:tcPr>
-          <w:p>
-            <w:r>
-              <w:rPr>
-                <w:b/>
-                <w:i w:val="0"/>
-                <w:color w:val="EA580C"/>
-                <w:sz w:val="16"/>
-              </w:rPr>
-              <w:t>Moyenne</w:t>
-            </w:r>
-          </w:p>
-        </w:tc>
-        <w:tc>
-          <w:tcPr>
-            <w:tcW w:type="dxa" w:w="1247"/>
-          </w:tcPr>
-          <w:p>
-            <w:r>
-              <w:rPr>
-                <w:b/>
-                <w:i w:val="0"/>
-                <w:sz w:val="16"/>
-              </w:rPr>
-              <w:t>S02</w:t>
-              <w:br/>
-            </w:r>
-            <w:r>
-              <w:rPr>
-                <w:b w:val="0"/>
-                <w:i w:val="0"/>
-                <w:color w:val="64748B"/>
-                <w:sz w:val="14"/>
-              </w:rPr>
-              <w:t>Éducation</w:t>
-            </w:r>
-          </w:p>
-        </w:tc>
-        <w:tc>
-          <w:tcPr>
-            <w:tcW w:type="dxa" w:w="1531"/>
-          </w:tcPr>
-          <w:p>
-            <w:r>
-              <w:rPr>
-                <w:b/>
-                <w:i w:val="0"/>
-                <w:color w:val="16A34A"/>
-                <w:sz w:val="16"/>
-              </w:rPr>
-              <w:t>—</w:t>
-            </w:r>
-          </w:p>
-        </w:tc>
-        <w:tc>
-          <w:tcPr>
-            <w:tcW w:type="dxa" w:w="1191"/>
-          </w:tcPr>
-          <w:p>
-            <w:r>
-              <w:rPr>
-                <w:b w:val="0"/>
-                <w:i w:val="0"/>
-                <w:color w:val="64748B"/>
-                <w:sz w:val="16"/>
-              </w:rPr>
-              <w:t>GT-CQ</w:t>
-            </w:r>
-          </w:p>
-        </w:tc>
-        <w:tc>
-          <w:tcPr>
-            <w:tcW w:type="dxa" w:w="4706"/>
-          </w:tcPr>
-          <w:p>
-            <w:r>
-              <w:rPr>
-                <w:b w:val="0"/>
-                <w:i w:val="0"/>
-                <w:sz w:val="17"/>
-              </w:rPr>
-              <w:t>Prière de corriger ou confirmer cette information avec le QG.</w:t>
             </w:r>
           </w:p>
         </w:tc>
